--- a/Versions-html-and-docx/section_cordes_v5.docx
+++ b/Versions-html-and-docx/section_cordes_v5.docx
@@ -9086,7 +9086,7 @@
       <w:r>
         <w:drawing>
           <wp:inline xmlns:a="http://schemas.openxmlformats.org/drawingml/2006/main" xmlns:pic="http://schemas.openxmlformats.org/drawingml/2006/picture">
-            <wp:extent cx="5943600" cy="2950842"/>
+            <wp:extent cx="5943600" cy="2946686"/>
             <wp:docPr id="2" name="Picture 2"/>
             <wp:cNvGraphicFramePr>
               <a:graphicFrameLocks noChangeAspect="1"/>
@@ -9107,7 +9107,7 @@
                   <pic:spPr>
                     <a:xfrm>
                       <a:off x="0" y="0"/>
-                      <a:ext cx="5943600" cy="2950842"/>
+                      <a:ext cx="5943600" cy="2946686"/>
                     </a:xfrm>
                     <a:prstGeom prst="rect"/>
                   </pic:spPr>
@@ -18100,7 +18100,7 @@
       <w:r>
         <w:drawing>
           <wp:inline xmlns:a="http://schemas.openxmlformats.org/drawingml/2006/main" xmlns:pic="http://schemas.openxmlformats.org/drawingml/2006/picture">
-            <wp:extent cx="5943600" cy="2938409"/>
+            <wp:extent cx="5943600" cy="2936347"/>
             <wp:docPr id="5" name="Picture 5"/>
             <wp:cNvGraphicFramePr>
               <a:graphicFrameLocks noChangeAspect="1"/>
@@ -18121,7 +18121,7 @@
                   <pic:spPr>
                     <a:xfrm>
                       <a:off x="0" y="0"/>
-                      <a:ext cx="5943600" cy="2938409"/>
+                      <a:ext cx="5943600" cy="2936347"/>
                     </a:xfrm>
                     <a:prstGeom prst="rect"/>
                   </pic:spPr>
@@ -27626,7 +27626,7 @@
       <w:r>
         <w:drawing>
           <wp:inline xmlns:a="http://schemas.openxmlformats.org/drawingml/2006/main" xmlns:pic="http://schemas.openxmlformats.org/drawingml/2006/picture">
-            <wp:extent cx="5943600" cy="2946686"/>
+            <wp:extent cx="5943600" cy="2942542"/>
             <wp:docPr id="8" name="Picture 8"/>
             <wp:cNvGraphicFramePr>
               <a:graphicFrameLocks noChangeAspect="1"/>
@@ -27647,7 +27647,7 @@
                   <pic:spPr>
                     <a:xfrm>
                       <a:off x="0" y="0"/>
-                      <a:ext cx="5943600" cy="2946686"/>
+                      <a:ext cx="5943600" cy="2942542"/>
                     </a:xfrm>
                     <a:prstGeom prst="rect"/>
                   </pic:spPr>
@@ -36576,7 +36576,7 @@
       <w:r>
         <w:drawing>
           <wp:inline xmlns:a="http://schemas.openxmlformats.org/drawingml/2006/main" xmlns:pic="http://schemas.openxmlformats.org/drawingml/2006/picture">
-            <wp:extent cx="5943600" cy="2946686"/>
+            <wp:extent cx="5943600" cy="2944613"/>
             <wp:docPr id="12" name="Picture 12"/>
             <wp:cNvGraphicFramePr>
               <a:graphicFrameLocks noChangeAspect="1"/>
@@ -36597,7 +36597,7 @@
                   <pic:spPr>
                     <a:xfrm>
                       <a:off x="0" y="0"/>
-                      <a:ext cx="5943600" cy="2946686"/>
+                      <a:ext cx="5943600" cy="2944613"/>
                     </a:xfrm>
                     <a:prstGeom prst="rect"/>
                   </pic:spPr>
@@ -41833,7 +41833,7 @@
       <w:r>
         <w:drawing>
           <wp:inline xmlns:a="http://schemas.openxmlformats.org/drawingml/2006/main" xmlns:pic="http://schemas.openxmlformats.org/drawingml/2006/picture">
-            <wp:extent cx="5943600" cy="2944613"/>
+            <wp:extent cx="5943600" cy="2940474"/>
             <wp:docPr id="17" name="Picture 17"/>
             <wp:cNvGraphicFramePr>
               <a:graphicFrameLocks noChangeAspect="1"/>
@@ -41854,7 +41854,7 @@
                   <pic:spPr>
                     <a:xfrm>
                       <a:off x="0" y="0"/>
-                      <a:ext cx="5943600" cy="2944613"/>
+                      <a:ext cx="5943600" cy="2940474"/>
                     </a:xfrm>
                     <a:prstGeom prst="rect"/>
                   </pic:spPr>

--- a/Versions-html-and-docx/section_cordes_v5.docx
+++ b/Versions-html-and-docx/section_cordes_v5.docx
@@ -9086,7 +9086,7 @@
       <w:r>
         <w:drawing>
           <wp:inline xmlns:a="http://schemas.openxmlformats.org/drawingml/2006/main" xmlns:pic="http://schemas.openxmlformats.org/drawingml/2006/picture">
-            <wp:extent cx="5943600" cy="2946686"/>
+            <wp:extent cx="5943600" cy="2944613"/>
             <wp:docPr id="2" name="Picture 2"/>
             <wp:cNvGraphicFramePr>
               <a:graphicFrameLocks noChangeAspect="1"/>
@@ -9107,7 +9107,7 @@
                   <pic:spPr>
                     <a:xfrm>
                       <a:off x="0" y="0"/>
-                      <a:ext cx="5943600" cy="2946686"/>
+                      <a:ext cx="5943600" cy="2944613"/>
                     </a:xfrm>
                     <a:prstGeom prst="rect"/>
                   </pic:spPr>
@@ -27626,7 +27626,7 @@
       <w:r>
         <w:drawing>
           <wp:inline xmlns:a="http://schemas.openxmlformats.org/drawingml/2006/main" xmlns:pic="http://schemas.openxmlformats.org/drawingml/2006/picture">
-            <wp:extent cx="5943600" cy="2942542"/>
+            <wp:extent cx="5943600" cy="2936347"/>
             <wp:docPr id="8" name="Picture 8"/>
             <wp:cNvGraphicFramePr>
               <a:graphicFrameLocks noChangeAspect="1"/>
@@ -27647,7 +27647,7 @@
                   <pic:spPr>
                     <a:xfrm>
                       <a:off x="0" y="0"/>
-                      <a:ext cx="5943600" cy="2942542"/>
+                      <a:ext cx="5943600" cy="2936347"/>
                     </a:xfrm>
                     <a:prstGeom prst="rect"/>
                   </pic:spPr>
@@ -27687,7 +27687,7 @@
       <w:r>
         <w:drawing>
           <wp:inline xmlns:a="http://schemas.openxmlformats.org/drawingml/2006/main" xmlns:pic="http://schemas.openxmlformats.org/drawingml/2006/picture">
-            <wp:extent cx="5943600" cy="2946686"/>
+            <wp:extent cx="5943600" cy="2942542"/>
             <wp:docPr id="9" name="Picture 9"/>
             <wp:cNvGraphicFramePr>
               <a:graphicFrameLocks noChangeAspect="1"/>
@@ -27708,7 +27708,7 @@
                   <pic:spPr>
                     <a:xfrm>
                       <a:off x="0" y="0"/>
-                      <a:ext cx="5943600" cy="2946686"/>
+                      <a:ext cx="5943600" cy="2942542"/>
                     </a:xfrm>
                     <a:prstGeom prst="rect"/>
                   </pic:spPr>
@@ -36576,7 +36576,7 @@
       <w:r>
         <w:drawing>
           <wp:inline xmlns:a="http://schemas.openxmlformats.org/drawingml/2006/main" xmlns:pic="http://schemas.openxmlformats.org/drawingml/2006/picture">
-            <wp:extent cx="5943600" cy="2944613"/>
+            <wp:extent cx="5943600" cy="2938409"/>
             <wp:docPr id="12" name="Picture 12"/>
             <wp:cNvGraphicFramePr>
               <a:graphicFrameLocks noChangeAspect="1"/>
@@ -36597,7 +36597,7 @@
                   <pic:spPr>
                     <a:xfrm>
                       <a:off x="0" y="0"/>
-                      <a:ext cx="5943600" cy="2944613"/>
+                      <a:ext cx="5943600" cy="2938409"/>
                     </a:xfrm>
                     <a:prstGeom prst="rect"/>
                   </pic:spPr>
@@ -41833,7 +41833,7 @@
       <w:r>
         <w:drawing>
           <wp:inline xmlns:a="http://schemas.openxmlformats.org/drawingml/2006/main" xmlns:pic="http://schemas.openxmlformats.org/drawingml/2006/picture">
-            <wp:extent cx="5943600" cy="2940474"/>
+            <wp:extent cx="5943600" cy="2936347"/>
             <wp:docPr id="17" name="Picture 17"/>
             <wp:cNvGraphicFramePr>
               <a:graphicFrameLocks noChangeAspect="1"/>
@@ -41854,7 +41854,7 @@
                   <pic:spPr>
                     <a:xfrm>
                       <a:off x="0" y="0"/>
-                      <a:ext cx="5943600" cy="2940474"/>
+                      <a:ext cx="5943600" cy="2936347"/>
                     </a:xfrm>
                     <a:prstGeom prst="rect"/>
                   </pic:spPr>

--- a/Versions-html-and-docx/section_cordes_v5.docx
+++ b/Versions-html-and-docx/section_cordes_v5.docx
@@ -9128,6 +9128,17 @@
         <w:t>Son plus doux, atténuation des harmoniques aigus. F1 peut descendre ou rester stable selon la sourdine. Timbre plus mat et intimiste.</w:t>
       </w:r>
     </w:p>
+    <w:p>
+      <w:r>
+        <w:rPr>
+          <w:b/>
+          <w:i w:val="0"/>
+          <w:color w:val="1B5E20"/>
+          <w:sz w:val="20"/>
+        </w:rPr>
+        <w:t>Fp (centroïde) = 1218 Hz</w:t>
+      </w:r>
+    </w:p>
     <w:p/>
     <w:p>
       <w:pPr>
@@ -9187,6 +9198,17 @@
           <w:sz w:val="20"/>
         </w:rPr>
         <w:t>Sourdine lourde en plomb. Amortissement maximum, son extrêmement étouffé. Utilisée en musique contemporaine pour effets timbraux extrêmes.</w:t>
+      </w:r>
+    </w:p>
+    <w:p>
+      <w:r>
+        <w:rPr>
+          <w:b/>
+          <w:i w:val="0"/>
+          <w:color w:val="1B5E20"/>
+          <w:sz w:val="20"/>
+        </w:rPr>
+        <w:t>Fp (centroïde) = 1345 Hz</w:t>
       </w:r>
     </w:p>
     <w:p/>
@@ -9262,6 +9284,17 @@
       </w:r>
     </w:p>
     <w:p>
+      <w:r>
+        <w:rPr>
+          <w:b/>
+          <w:i w:val="0"/>
+          <w:color w:val="1B5E20"/>
+          <w:sz w:val="20"/>
+        </w:rPr>
+        <w:t>Fp (centroïde) = 1300 Hz</w:t>
+      </w:r>
+    </w:p>
+    <w:p>
       <w:pPr>
         <w:pStyle w:val="Heading3"/>
       </w:pPr>
@@ -18142,6 +18175,17 @@
         <w:t>Son voilé, atténuation des partiels médiums. Timbre plus intimiste et introspectif.</w:t>
       </w:r>
     </w:p>
+    <w:p>
+      <w:r>
+        <w:rPr>
+          <w:b/>
+          <w:i w:val="0"/>
+          <w:color w:val="1B5E20"/>
+          <w:sz w:val="20"/>
+        </w:rPr>
+        <w:t>Fp (centroïde) = 1125 Hz</w:t>
+      </w:r>
+    </w:p>
     <w:p/>
     <w:p>
       <w:pPr>
@@ -18201,6 +18245,17 @@
           <w:sz w:val="20"/>
         </w:rPr>
         <w:t>Sourdine lourde. Amortissement maximal, utilisée pour les effets timbraux extrêmes.</w:t>
+      </w:r>
+    </w:p>
+    <w:p>
+      <w:r>
+        <w:rPr>
+          <w:b/>
+          <w:i w:val="0"/>
+          <w:color w:val="1B5E20"/>
+          <w:sz w:val="20"/>
+        </w:rPr>
+        <w:t>Fp (centroïde) = 1171 Hz</w:t>
       </w:r>
     </w:p>
     <w:p/>
@@ -18276,6 +18331,17 @@
       </w:r>
     </w:p>
     <w:p>
+      <w:r>
+        <w:rPr>
+          <w:b/>
+          <w:i w:val="0"/>
+          <w:color w:val="1B5E20"/>
+          <w:sz w:val="20"/>
+        </w:rPr>
+        <w:t>Fp (centroïde) = 1242 Hz</w:t>
+      </w:r>
+    </w:p>
+    <w:p>
       <w:pPr>
         <w:pStyle w:val="Heading3"/>
       </w:pPr>
@@ -27668,6 +27734,17 @@
         <w:t>F1 légèrement modifié. Son plus mat, projection réduite. Atténuation des harmoniques aigus.</w:t>
       </w:r>
     </w:p>
+    <w:p>
+      <w:r>
+        <w:rPr>
+          <w:b/>
+          <w:i w:val="0"/>
+          <w:color w:val="1B5E20"/>
+          <w:sz w:val="20"/>
+        </w:rPr>
+        <w:t>Fp (centroïde) = 1238 Hz</w:t>
+      </w:r>
+    </w:p>
     <w:p/>
     <w:p>
       <w:pPr>
@@ -27727,6 +27804,17 @@
           <w:sz w:val="20"/>
         </w:rPr>
         <w:t>Sourdine lourde. Amortissement maximal des partiels aigus.</w:t>
+      </w:r>
+    </w:p>
+    <w:p>
+      <w:r>
+        <w:rPr>
+          <w:b/>
+          <w:i w:val="0"/>
+          <w:color w:val="1B5E20"/>
+          <w:sz w:val="20"/>
+        </w:rPr>
+        <w:t>Fp (centroïde) = 1158 Hz</w:t>
       </w:r>
     </w:p>
     <w:p/>
@@ -27802,6 +27890,17 @@
       </w:r>
     </w:p>
     <w:p>
+      <w:r>
+        <w:rPr>
+          <w:b/>
+          <w:i w:val="0"/>
+          <w:color w:val="1B5E20"/>
+          <w:sz w:val="20"/>
+        </w:rPr>
+        <w:t>Fp (centroïde) = 1235 Hz</w:t>
+      </w:r>
+    </w:p>
+    <w:p>
       <w:pPr>
         <w:pStyle w:val="Heading3"/>
       </w:pPr>
@@ -36534,6 +36633,17 @@
           <w:sz w:val="20"/>
         </w:rPr>
         <w:t>Son très étouffé. La sourdine affecte principalement les harmoniques médiums.</w:t>
+      </w:r>
+    </w:p>
+    <w:p>
+      <w:r>
+        <w:rPr>
+          <w:b/>
+          <w:i w:val="0"/>
+          <w:color w:val="1B5E20"/>
+          <w:sz w:val="20"/>
+        </w:rPr>
+        <w:t>Fp (centroïde) = 1217 Hz</w:t>
       </w:r>
     </w:p>
     <w:p/>

--- a/Versions-html-and-docx/section_cordes_v5.docx
+++ b/Versions-html-and-docx/section_cordes_v5.docx
@@ -36729,6 +36729,17 @@
       </w:r>
     </w:p>
     <w:p>
+      <w:r>
+        <w:rPr>
+          <w:b/>
+          <w:i w:val="0"/>
+          <w:color w:val="1B5E20"/>
+          <w:sz w:val="20"/>
+        </w:rPr>
+        <w:t>Fp (centroïde) = 1302 Hz</w:t>
+      </w:r>
+    </w:p>
+    <w:p>
       <w:pPr>
         <w:pStyle w:val="Heading3"/>
       </w:pPr>
@@ -38511,6 +38522,17 @@
           <w:sz w:val="20"/>
         </w:rPr>
         <w:t>Section avec sourdines. Atténuation collective, timbre soyeux et unifié.</w:t>
+      </w:r>
+    </w:p>
+    <w:p>
+      <w:r>
+        <w:rPr>
+          <w:b/>
+          <w:i w:val="0"/>
+          <w:color w:val="1B5E20"/>
+          <w:sz w:val="20"/>
+        </w:rPr>
+        <w:t>Fp (centroïde) = 1208 Hz</w:t>
       </w:r>
     </w:p>
     <w:p/>
@@ -38575,6 +38597,17 @@
       </w:r>
     </w:p>
     <w:p>
+      <w:r>
+        <w:rPr>
+          <w:b/>
+          <w:i w:val="0"/>
+          <w:color w:val="1B5E20"/>
+          <w:sz w:val="20"/>
+        </w:rPr>
+        <w:t>Fp (centroïde) = 1317 Hz</w:t>
+      </w:r>
+    </w:p>
+    <w:p>
       <w:pPr>
         <w:pStyle w:val="Heading3"/>
       </w:pPr>
@@ -40247,6 +40280,17 @@
           <w:sz w:val="20"/>
         </w:rPr>
         <w:t>Section avec sourdines. Son plus intimiste et homogène.</w:t>
+      </w:r>
+    </w:p>
+    <w:p>
+      <w:r>
+        <w:rPr>
+          <w:b/>
+          <w:i w:val="0"/>
+          <w:color w:val="1B5E20"/>
+          <w:sz w:val="20"/>
+        </w:rPr>
+        <w:t>Fp (centroïde) = 1220 Hz</w:t>
       </w:r>
     </w:p>
     <w:p/>
@@ -40311,6 +40355,17 @@
       </w:r>
     </w:p>
     <w:p>
+      <w:r>
+        <w:rPr>
+          <w:b/>
+          <w:i w:val="0"/>
+          <w:color w:val="1B5E20"/>
+          <w:sz w:val="20"/>
+        </w:rPr>
+        <w:t>Fp (centroïde) = 1242 Hz</w:t>
+      </w:r>
+    </w:p>
+    <w:p>
       <w:pPr>
         <w:pStyle w:val="Heading3"/>
       </w:pPr>
@@ -41985,6 +42040,17 @@
         <w:t>Section avec sourdines. Conservation de la couleur /o/ avec une projection réduite.</w:t>
       </w:r>
     </w:p>
+    <w:p>
+      <w:r>
+        <w:rPr>
+          <w:b/>
+          <w:i w:val="0"/>
+          <w:color w:val="1B5E20"/>
+          <w:sz w:val="20"/>
+        </w:rPr>
+        <w:t>Fp (centroïde) = 1219 Hz</w:t>
+      </w:r>
+    </w:p>
     <w:p/>
     <w:p>
       <w:pPr>
@@ -42044,6 +42110,17 @@
           <w:sz w:val="20"/>
         </w:rPr>
         <w:t>Technique non-vibrato (seule disponible dans la base). F1=172 Hz — identique au solo. F2 passe de 474 Hz (solo) à 441 Hz (ensemble, −7 %). La fondation grave de l'orchestre reste strictement dans la zone /u/, avec une homogénéisation légère des harmoniques médiums en section.</w:t>
+      </w:r>
+    </w:p>
+    <w:p>
+      <w:r>
+        <w:rPr>
+          <w:b/>
+          <w:i w:val="0"/>
+          <w:color w:val="1B5E20"/>
+          <w:sz w:val="20"/>
+        </w:rPr>
+        <w:t>Fp (centroïde) = 1175 Hz</w:t>
       </w:r>
     </w:p>
     <w:p>

--- a/Versions-html-and-docx/section_cordes_v5.docx
+++ b/Versions-html-and-docx/section_cordes_v5.docx
@@ -76,7 +76,7 @@
       <w:r>
         <w:drawing>
           <wp:inline xmlns:a="http://schemas.openxmlformats.org/drawingml/2006/main" xmlns:pic="http://schemas.openxmlformats.org/drawingml/2006/picture">
-            <wp:extent cx="5943600" cy="2946686"/>
+            <wp:extent cx="5943600" cy="2950842"/>
             <wp:docPr id="1" name="Picture 1"/>
             <wp:cNvGraphicFramePr>
               <a:graphicFrameLocks noChangeAspect="1"/>
@@ -97,7 +97,7 @@
                   <pic:spPr>
                     <a:xfrm>
                       <a:off x="0" y="0"/>
-                      <a:ext cx="5943600" cy="2946686"/>
+                      <a:ext cx="5943600" cy="2950842"/>
                     </a:xfrm>
                     <a:prstGeom prst="rect"/>
                   </pic:spPr>
@@ -9086,7 +9086,7 @@
       <w:r>
         <w:drawing>
           <wp:inline xmlns:a="http://schemas.openxmlformats.org/drawingml/2006/main" xmlns:pic="http://schemas.openxmlformats.org/drawingml/2006/picture">
-            <wp:extent cx="5943600" cy="2938409"/>
+            <wp:extent cx="5943600" cy="2948763"/>
             <wp:docPr id="2" name="Picture 2"/>
             <wp:cNvGraphicFramePr>
               <a:graphicFrameLocks noChangeAspect="1"/>
@@ -9107,7 +9107,7 @@
                   <pic:spPr>
                     <a:xfrm>
                       <a:off x="0" y="0"/>
-                      <a:ext cx="5943600" cy="2938409"/>
+                      <a:ext cx="5943600" cy="2948763"/>
                     </a:xfrm>
                     <a:prstGeom prst="rect"/>
                   </pic:spPr>
@@ -9241,7 +9241,7 @@
       <w:r>
         <w:drawing>
           <wp:inline xmlns:a="http://schemas.openxmlformats.org/drawingml/2006/main" xmlns:pic="http://schemas.openxmlformats.org/drawingml/2006/picture">
-            <wp:extent cx="5943600" cy="2952925"/>
+            <wp:extent cx="5943600" cy="2940474"/>
             <wp:docPr id="4" name="Picture 4"/>
             <wp:cNvGraphicFramePr>
               <a:graphicFrameLocks noChangeAspect="1"/>
@@ -9262,7 +9262,7 @@
                   <pic:spPr>
                     <a:xfrm>
                       <a:off x="0" y="0"/>
-                      <a:ext cx="5943600" cy="2952925"/>
+                      <a:ext cx="5943600" cy="2940474"/>
                     </a:xfrm>
                     <a:prstGeom prst="rect"/>
                   </pic:spPr>
@@ -36686,7 +36686,7 @@
       <w:r>
         <w:drawing>
           <wp:inline xmlns:a="http://schemas.openxmlformats.org/drawingml/2006/main" xmlns:pic="http://schemas.openxmlformats.org/drawingml/2006/picture">
-            <wp:extent cx="5943600" cy="2948763"/>
+            <wp:extent cx="5943600" cy="2952925"/>
             <wp:docPr id="12" name="Picture 12"/>
             <wp:cNvGraphicFramePr>
               <a:graphicFrameLocks noChangeAspect="1"/>
@@ -36707,7 +36707,7 @@
                   <pic:spPr>
                     <a:xfrm>
                       <a:off x="0" y="0"/>
-                      <a:ext cx="5943600" cy="2948763"/>
+                      <a:ext cx="5943600" cy="2952925"/>
                     </a:xfrm>
                     <a:prstGeom prst="rect"/>
                   </pic:spPr>
@@ -40240,7 +40240,7 @@
       <w:r>
         <w:drawing>
           <wp:inline xmlns:a="http://schemas.openxmlformats.org/drawingml/2006/main" xmlns:pic="http://schemas.openxmlformats.org/drawingml/2006/picture">
-            <wp:extent cx="5943600" cy="2950842"/>
+            <wp:extent cx="5943600" cy="2946686"/>
             <wp:docPr id="15" name="Picture 15"/>
             <wp:cNvGraphicFramePr>
               <a:graphicFrameLocks noChangeAspect="1"/>
@@ -40261,7 +40261,7 @@
                   <pic:spPr>
                     <a:xfrm>
                       <a:off x="0" y="0"/>
-                      <a:ext cx="5943600" cy="2950842"/>
+                      <a:ext cx="5943600" cy="2946686"/>
                     </a:xfrm>
                     <a:prstGeom prst="rect"/>
                   </pic:spPr>
